--- a/atelier/atelier_198 (1).docx
+++ b/atelier/atelier_198 (1).docx
@@ -474,7 +474,7 @@
                 <w:b w:val="false"/>
                 <w:bCs w:val="false"/>
               </w:rPr>
-              <w:t xml:space="preserve">Quick-win #196, conscience des séries (#197)</w:t>
+              <w:t xml:space="preserve">Quick-win, conscience des séries</w:t>
             </w:r>
           </w:p>
         </w:tc>
@@ -493,7 +493,7 @@
         <w:spacing w:after="120"/>
       </w:pPr>
       <w:r>
-        <w:t xml:space="preserve">Le quick-win #196 (« Pipelines must succeed ») empêche de merger une MR dont le PROPRE pipeline est rouge. Mais il reste un cas : la branche CIBLE (main) peut être rouge alors que le pipeline de la MR est vert — et merger dessus ajoute du code à une base déjà cassée, alimentant une série. Le sujet de cet atelier est de configurer un check pre-merge complémentaire : refuser un merge si la branche cible est elle-même en état rouge. Ainsi, on ne construit jamais sur une base cassée — ni via une MR rouge (#196), ni vers une branche rouge (#198). C’est le complément qui ferme la dernière porte d’entrée des séries dues aux merges en boucle sur de l’instable. On garantit qu’on ne merge que vers du vert.</w:t>
+        <w:t xml:space="preserve">Le quick-win (« Pipelines must succeed ») empêche de merger une MR dont le PROPRE pipeline est rouge. Mais il reste un cas : la branche CIBLE (main) peut être rouge alors que le pipeline de la MR est vert — et merger dessus ajoute du code à une base déjà cassée, alimentant une série. Le sujet de cet atelier est de configurer un check pre-merge complémentaire : refuser un merge si la branche cible est elle-même en état rouge. Ainsi, on ne construit jamais sur une base cassée — ni via une MR rouge, ni vers une branche rouge. C’est le complément qui ferme la dernière porte d’entrée des séries dues aux merges en boucle sur de l’instable. On garantit qu’on ne merge que vers du vert.</w:t>
       </w:r>
     </w:p>
     <w:p>
@@ -514,20 +514,20 @@
         <w:spacing w:after="80"/>
       </w:pPr>
       <w:r>
-        <w:t xml:space="preserve">Merger vers une branche rouge alimente la série : si main est déjà rouge et qu’on merge dessus (même une MR verte), on ajoute du code à une base cassée — on prolonge la série au lieu de la casser. Bloquer ce merge empêche d’aggraver. C’est le complément du #196 : l’un vérifie la MR, l’autre la cible.</w:t>
-      </w:r>
-    </w:p>
-    <w:p>
-      <w:pPr>
-        <w:pStyle w:val="ListParagraph"/>
-        <w:numPr>
-          <w:ilvl w:val="0"/>
-          <w:numId w:val="2"/>
-        </w:numPr>
-        <w:spacing w:after="80"/>
-      </w:pPr>
-      <w:r>
-        <w:t xml:space="preserve">On ne construit que sur du vert : le principe est qu’aucun merge ne se fait sur une base instable, dans les deux sens — la MR doit être verte (#196) ET la branche cible doit être verte (#198). Ensemble, ils garantissent qu’on construit toujours sur du sain. C’est la règle complète du stop-the-line appliquée au merge.</w:t>
+        <w:t xml:space="preserve">Merger vers une branche rouge alimente la série : si main est déjà rouge et qu’on merge dessus (même une MR verte), on ajoute du code à une base cassée — on prolonge la série au lieu de la casser. Bloquer ce merge empêche d’aggraver. C’est le complément du activer « Pipelines must succeed » : l’un vérifie la MR, l’autre la cible.</w:t>
+      </w:r>
+    </w:p>
+    <w:p>
+      <w:pPr>
+        <w:pStyle w:val="ListParagraph"/>
+        <w:numPr>
+          <w:ilvl w:val="0"/>
+          <w:numId w:val="2"/>
+        </w:numPr>
+        <w:spacing w:after="80"/>
+      </w:pPr>
+      <w:r>
+        <w:t xml:space="preserve">On ne construit que sur du vert : le principe est qu’aucun merge ne se fait sur une base instable, dans les deux sens — la MR doit être verte ET la branche cible doit être verte. Ensemble, ils garantissent qu’on construit toujours sur du sain. C’est la règle complète du stop-the-line appliquée au merge.</w:t>
       </w:r>
     </w:p>
     <w:p>
@@ -587,7 +587,7 @@
         <w:spacing w:after="80"/>
       </w:pPr>
       <w:r>
-        <w:t xml:space="preserve">Combiner avec le #196 : « Pipelines must succeed » (#196) couvre la MR ; ce check couvre la branche cible. Vérifier que les deux sont actifs pour fermer les deux portes.</w:t>
+        <w:t xml:space="preserve">Combiner avec le activer « Pipelines must succeed » : « Pipelines must succeed » couvre la MR ; ce check couvre la branche cible. Vérifier que les deux sont actifs pour fermer les deux portes.</w:t>
       </w:r>
     </w:p>
     <w:p>
@@ -629,7 +629,7 @@
         <w:spacing w:after="120"/>
       </w:pPr>
       <w:r>
-        <w:t xml:space="preserve">À la sortie, la squad a configuré un check pre-merge qui refuse un merge si la branche cible est elle-même en état rouge, en complément du quick-win #196 (qui couvre le pipeline de la MR). Désormais, on ne merge jamais sur une base cassée — ni via une MR rouge, ni vers une branche rouge — ce qui ferme la dernière porte d’entrée des séries dues aux merges en boucle sur de l’instable. Le check force à réparer la branche avant de continuer (cohérent avec le stop-the-line), avec un message de refus clair. C’est un garde-fou déterministe. La mesure Série max échecs du hub baisse parce qu’on ne construit que sur du vert.</w:t>
+        <w:t xml:space="preserve">À la sortie, la squad a configuré un check pre-merge qui refuse un merge si la branche cible est elle-même en état rouge, en complément du quick-win (qui couvre le pipeline de la MR). Désormais, on ne merge jamais sur une base cassée — ni via une MR rouge, ni vers une branche rouge — ce qui ferme la dernière porte d’entrée des séries dues aux merges en boucle sur de l’instable. Le check force à réparer la branche avant de continuer (cohérent avec le stop-the-line), avec un message de refus clair. C’est un garde-fou déterministe. La mesure Série max échecs du hub baisse parce qu’on ne construit que sur du vert.</w:t>
       </w:r>
     </w:p>
     <w:p>
@@ -675,7 +675,7 @@
         <w:spacing w:after="80"/>
       </w:pPr>
       <w:r>
-        <w:t xml:space="preserve">Zone « Complément du #196 » — MR verte ET branche cible verte.</w:t>
+        <w:t xml:space="preserve">Zone « Complément du activer « Pipelines must succeed » » — MR verte ET branche cible verte.</w:t>
       </w:r>
     </w:p>
     <w:p>
@@ -766,7 +766,7 @@
           <w:b/>
           <w:bCs/>
         </w:rPr>
-        <w:t xml:space="preserve">(10 min) Combiner avec #196</w:t>
+        <w:t xml:space="preserve">(10 min) Combiner avec</w:t>
       </w:r>
       <w:r>
         <w:t xml:space="preserve"> — vérifier que MR et branche cible sont toutes deux couvertes.</w:t>
@@ -843,7 +843,7 @@
         <w:spacing w:after="80"/>
       </w:pPr>
       <w:r>
-        <w:t xml:space="preserve">La combinaison avec le #196 (MR + branche cible).</w:t>
+        <w:t xml:space="preserve">La combinaison avec le activer « Pipelines must succeed » (MR + branche cible).</w:t>
       </w:r>
     </w:p>
     <w:p>
@@ -885,7 +885,7 @@
         <w:spacing w:after="120"/>
       </w:pPr>
       <w:r>
-        <w:t xml:space="preserve">Le check pre-merge ferme la dernière porte des séries par merge. La suite analyse et prévient : #199 (analyser les séries — même cause ou causes différentes), #200 (alerte signal faible — intervenir dès une série de 2). Après avoir bloqué les merges sur rouge (#196, #198), on comprend (#199) et on prévient (#200) les séries restantes.</w:t>
+        <w:t xml:space="preserve">Le check pre-merge ferme la dernière porte des séries par merge. La suite analyse et prévient : (analyser les séries — même cause ou causes différentes), (alerte signal faible — intervenir dès une série de 2). Après avoir bloqué les merges sur rouge, on comprend et on prévient les séries restantes.</w:t>
       </w:r>
     </w:p>
     <w:p>
@@ -901,7 +901,7 @@
         <w:spacing w:after="120"/>
       </w:pPr>
       <w:r>
-        <w:t xml:space="preserve">La squad a configuré un check pre-merge refusant le merge si la branche cible est rouge, en complément du #196 : on ne merge jamais sur une base cassée, ce qui ferme la dernière porte des séries par merge en boucle. Le check force à réparer la branche avant de continuer, avec un message clair, en garde-fou déterministe. La mesure Série max échecs du hub baisse. La question S04 ferme ses merges sur rouge, prête à analyser les séries restantes (#199).</w:t>
+        <w:t xml:space="preserve">La squad a configuré un check pre-merge refusant le merge si la branche cible est rouge, en complément du activer « Pipelines must succeed » : on ne merge jamais sur une base cassée, ce qui ferme la dernière porte des séries par merge en boucle. Le check force à réparer la branche avant de continuer, avec un message clair, en garde-fou déterministe. La mesure Série max échecs du hub baisse. La question S04 ferme ses merges sur rouge, prête à analyser les séries restantes.</w:t>
       </w:r>
     </w:p>
     <w:sectPr>
